--- a/Prog 1/lab/laba2/lab2_отчет.docx
+++ b/Prog 1/lab/laba2/lab2_отчет.docx
@@ -69,6 +69,7 @@
           <w:rFonts w:ascii="Times New Roman" w:hAnsi="Times New Roman" w:cs="Times New Roman"/>
           <w:sz w:val="32"/>
           <w:szCs w:val="32"/>
+          <w:lang w:val="en-US"/>
         </w:rPr>
       </w:pPr>
       <w:r>
@@ -85,7 +86,16 @@
           <w:sz w:val="32"/>
           <w:szCs w:val="32"/>
         </w:rPr>
-        <w:t xml:space="preserve"> №1</w:t>
+        <w:t xml:space="preserve"> №</w:t>
+      </w:r>
+      <w:r>
+        <w:rPr>
+          <w:rFonts w:ascii="Times New Roman" w:hAnsi="Times New Roman" w:cs="Times New Roman"/>
+          <w:sz w:val="32"/>
+          <w:szCs w:val="32"/>
+          <w:lang w:val="en-US"/>
+        </w:rPr>
+        <w:t>2</w:t>
       </w:r>
     </w:p>
     <w:p>
@@ -97,6 +107,7 @@
           <w:rFonts w:ascii="Times New Roman" w:hAnsi="Times New Roman" w:cs="Times New Roman"/>
           <w:sz w:val="32"/>
           <w:szCs w:val="32"/>
+          <w:lang w:val="en-US"/>
         </w:rPr>
       </w:pPr>
       <w:r>
@@ -112,8 +123,9 @@
           <w:rFonts w:ascii="Times New Roman" w:hAnsi="Times New Roman" w:cs="Times New Roman"/>
           <w:sz w:val="32"/>
           <w:szCs w:val="32"/>
-        </w:rPr>
-        <w:t>27792</w:t>
+          <w:lang w:val="en-US"/>
+        </w:rPr>
+        <w:t>34552</w:t>
       </w:r>
     </w:p>
     <w:p>
@@ -812,16 +824,50 @@
           <w:rFonts w:ascii="Times New Roman" w:hAnsi="Times New Roman" w:cs="Times New Roman"/>
           <w:sz w:val="28"/>
           <w:szCs w:val="28"/>
+        </w:rPr>
+      </w:pPr>
+      <w:r>
+        <w:rPr>
+          <w:rFonts w:ascii="Times New Roman" w:hAnsi="Times New Roman" w:cs="Times New Roman"/>
+          <w:sz w:val="28"/>
+          <w:szCs w:val="28"/>
+        </w:rPr>
+        <w:t xml:space="preserve">На основе библиотеки </w:t>
+      </w:r>
+      <w:proofErr w:type="spellStart"/>
+      <w:r>
+        <w:rPr>
+          <w:rFonts w:ascii="Times New Roman" w:hAnsi="Times New Roman" w:cs="Times New Roman"/>
+          <w:sz w:val="28"/>
+          <w:szCs w:val="28"/>
           <w:lang w:val="en-US"/>
         </w:rPr>
-      </w:pPr>
-      <w:r>
-        <w:rPr>
-          <w:rFonts w:ascii="Times New Roman" w:hAnsi="Times New Roman" w:cs="Times New Roman"/>
-          <w:sz w:val="28"/>
-          <w:szCs w:val="28"/>
-        </w:rPr>
-        <w:t xml:space="preserve">На основе библиотеки </w:t>
+        <w:t>Pokemon</w:t>
+      </w:r>
+      <w:proofErr w:type="spellEnd"/>
+      <w:r>
+        <w:rPr>
+          <w:rFonts w:ascii="Times New Roman" w:hAnsi="Times New Roman" w:cs="Times New Roman"/>
+          <w:sz w:val="28"/>
+          <w:szCs w:val="28"/>
+        </w:rPr>
+        <w:t xml:space="preserve"> </w:t>
+      </w:r>
+      <w:r>
+        <w:rPr>
+          <w:rFonts w:ascii="Times New Roman" w:hAnsi="Times New Roman" w:cs="Times New Roman"/>
+          <w:sz w:val="28"/>
+          <w:szCs w:val="28"/>
+        </w:rPr>
+        <w:t xml:space="preserve">создать классы атак и самих покемонов. </w:t>
+      </w:r>
+      <w:r>
+        <w:rPr>
+          <w:rFonts w:ascii="Times New Roman" w:hAnsi="Times New Roman" w:cs="Times New Roman"/>
+          <w:sz w:val="28"/>
+          <w:szCs w:val="28"/>
+        </w:rPr>
+        <w:t>Используя класс симуляции боя </w:t>
       </w:r>
       <w:proofErr w:type="spellStart"/>
       <w:r>
@@ -829,9 +875,8 @@
           <w:rFonts w:ascii="Times New Roman" w:hAnsi="Times New Roman" w:cs="Times New Roman"/>
           <w:sz w:val="28"/>
           <w:szCs w:val="28"/>
-          <w:lang w:val="en-US"/>
-        </w:rPr>
-        <w:t>Pokemon</w:t>
+        </w:rPr>
+        <w:t>Battle</w:t>
       </w:r>
       <w:proofErr w:type="spellEnd"/>
       <w:r>
@@ -840,40 +885,6 @@
           <w:sz w:val="28"/>
           <w:szCs w:val="28"/>
         </w:rPr>
-        <w:t xml:space="preserve"> </w:t>
-      </w:r>
-      <w:r>
-        <w:rPr>
-          <w:rFonts w:ascii="Times New Roman" w:hAnsi="Times New Roman" w:cs="Times New Roman"/>
-          <w:sz w:val="28"/>
-          <w:szCs w:val="28"/>
-        </w:rPr>
-        <w:t xml:space="preserve">создать классы атак и самих покемонов. </w:t>
-      </w:r>
-      <w:r>
-        <w:rPr>
-          <w:rFonts w:ascii="Times New Roman" w:hAnsi="Times New Roman" w:cs="Times New Roman"/>
-          <w:sz w:val="28"/>
-          <w:szCs w:val="28"/>
-        </w:rPr>
-        <w:t>Используя класс симуляции боя </w:t>
-      </w:r>
-      <w:proofErr w:type="spellStart"/>
-      <w:r>
-        <w:rPr>
-          <w:rFonts w:ascii="Times New Roman" w:hAnsi="Times New Roman" w:cs="Times New Roman"/>
-          <w:sz w:val="28"/>
-          <w:szCs w:val="28"/>
-        </w:rPr>
-        <w:t>Battle</w:t>
-      </w:r>
-      <w:proofErr w:type="spellEnd"/>
-      <w:r>
-        <w:rPr>
-          <w:rFonts w:ascii="Times New Roman" w:hAnsi="Times New Roman" w:cs="Times New Roman"/>
-          <w:sz w:val="28"/>
-          <w:szCs w:val="28"/>
-        </w:rPr>
         <w:t>, создать 2 команды покемонов и запустить бой.</w:t>
       </w:r>
       <w:r>
@@ -884,7 +895,7 @@
           <w:szCs w:val="28"/>
         </w:rPr>
         <w:drawing>
-          <wp:inline distT="0" distB="0" distL="0" distR="0" wp14:anchorId="5B18943A" wp14:editId="3635E82B">
+          <wp:inline distT="0" distB="0" distL="0" distR="0" wp14:anchorId="5B18943A" wp14:editId="45A354D5">
             <wp:extent cx="5943600" cy="1743075"/>
             <wp:effectExtent l="0" t="0" r="0" b="9525"/>
             <wp:docPr id="787338243" name="Рисунок 1"/>
@@ -952,6 +963,9 @@
         </w:rPr>
       </w:pPr>
       <w:r>
+        <w:rPr>
+          <w:noProof/>
+        </w:rPr>
         <w:drawing>
           <wp:anchor distT="0" distB="0" distL="114300" distR="114300" simplePos="0" relativeHeight="251658240" behindDoc="1" locked="0" layoutInCell="1" allowOverlap="1" wp14:anchorId="1C85CF20" wp14:editId="596EAF79">
             <wp:simplePos x="0" y="0"/>
@@ -1470,7 +1484,6 @@
         <w:docPartUnique/>
       </w:docPartObj>
     </w:sdtPr>
-    <w:sdtEndPr/>
     <w:sdtContent>
       <w:p>
         <w:pPr>
@@ -2652,6 +2665,7 @@
   <w:style w:type="character" w:default="1" w:styleId="a0">
     <w:name w:val="Default Paragraph Font"/>
     <w:uiPriority w:val="1"/>
+    <w:semiHidden/>
     <w:unhideWhenUsed/>
   </w:style>
   <w:style w:type="table" w:default="1" w:styleId="a1">
